--- a/public/hymns/amazing-grace.docx
+++ b/public/hymns/amazing-grace.docx
@@ -22,169 +22,256 @@
       <w:r>
         <w:t xml:space="preserve">English</w:t>
       </w:r>
-    </w:p>
-    <w:p>
       <w:r>
         <w:rPr>
           <w:b/>
           <w:bCs/>
         </w:rPr>
-        <w:t xml:space="preserve">Key: </w:t>
+        <w:t xml:space="preserve">    Key: </w:t>
       </w:r>
       <w:r>
         <w:t xml:space="preserve">G</w:t>
       </w:r>
-    </w:p>
-    <w:p>
       <w:r>
         <w:rPr>
           <w:b/>
           <w:bCs/>
         </w:rPr>
-        <w:t xml:space="preserve">Chords: </w:t>
+        <w:t xml:space="preserve">    Chords: </w:t>
       </w:r>
       <w:r>
         <w:t xml:space="preserve">G - D - Em - C - G</w:t>
       </w:r>
     </w:p>
     <w:p>
+      <w:r>
+        <w:rPr>
+          <w:b/>
+          <w:bCs/>
+        </w:rPr>
+        <w:t xml:space="preserve">Region: </w:t>
+      </w:r>
+      <w:r>
+        <w:t xml:space="preserve">Global / South Africa</w:t>
+      </w:r>
+    </w:p>
+    <w:p>
+      <w:r>
+        <w:rPr>
+          <w:b/>
+          <w:bCs/>
+        </w:rPr>
+        <w:t xml:space="preserve">Artist: </w:t>
+      </w:r>
+      <w:r>
+        <w:t xml:space="preserve">John Newton (1779)</w:t>
+      </w:r>
+      <w:r>
+        <w:t xml:space="preserve">    </w:t>
+      </w:r>
+      <w:r>
+        <w:rPr>
+          <w:b/>
+          <w:bCs/>
+        </w:rPr>
+        <w:t xml:space="preserve">Year: </w:t>
+      </w:r>
+      <w:r>
+        <w:t xml:space="preserve">1779</w:t>
+      </w:r>
+    </w:p>
+    <w:p>
+      <w:r>
+        <w:t xml:space="preserve"/>
+      </w:r>
+    </w:p>
+    <w:p>
+      <w:r>
+        <w:rPr>
+          <w:b/>
+          <w:bCs/>
+          <w:sz w:val="28"/>
+          <w:szCs w:val="28"/>
+        </w:rPr>
+        <w:t xml:space="preserve">LYRICS</w:t>
+      </w:r>
+    </w:p>
+    <w:p>
+      <w:r>
+        <w:t xml:space="preserve"/>
+      </w:r>
+    </w:p>
+    <w:p>
+      <w:pPr>
+        <w:spacing w:after="80"/>
+      </w:pPr>
+      <w:r>
+        <w:t xml:space="preserve">Amazing grace, how sweet the sound</w:t>
+      </w:r>
+    </w:p>
+    <w:p>
+      <w:pPr>
+        <w:spacing w:after="80"/>
+      </w:pPr>
+      <w:r>
+        <w:t xml:space="preserve">That saved a wretch like me</w:t>
+      </w:r>
+    </w:p>
+    <w:p>
+      <w:pPr>
+        <w:spacing w:after="80"/>
+      </w:pPr>
+      <w:r>
+        <w:t xml:space="preserve">I once was lost, but now I'm found</w:t>
+      </w:r>
+    </w:p>
+    <w:p>
+      <w:pPr>
+        <w:spacing w:after="80"/>
+      </w:pPr>
+      <w:r>
+        <w:t xml:space="preserve">Was blind but now I see</w:t>
+      </w:r>
+    </w:p>
+    <w:p>
+      <w:r>
+        <w:t xml:space="preserve"/>
+      </w:r>
+    </w:p>
+    <w:p>
+      <w:pPr>
+        <w:spacing w:after="80"/>
+      </w:pPr>
+      <w:r>
+        <w:t xml:space="preserve">'Twas grace that taught my heart to fear</w:t>
+      </w:r>
+    </w:p>
+    <w:p>
+      <w:pPr>
+        <w:spacing w:after="80"/>
+      </w:pPr>
+      <w:r>
+        <w:t xml:space="preserve">And grace my fears relieved</w:t>
+      </w:r>
+    </w:p>
+    <w:p>
+      <w:pPr>
+        <w:spacing w:after="80"/>
+      </w:pPr>
+      <w:r>
+        <w:t xml:space="preserve">How precious did that grace appear</w:t>
+      </w:r>
+    </w:p>
+    <w:p>
+      <w:pPr>
+        <w:spacing w:after="80"/>
+      </w:pPr>
+      <w:r>
+        <w:t xml:space="preserve">The hour I first believed</w:t>
+      </w:r>
+    </w:p>
+    <w:p>
+      <w:r>
+        <w:t xml:space="preserve"/>
+      </w:r>
+    </w:p>
+    <w:p>
+      <w:pPr>
+        <w:spacing w:after="80"/>
+      </w:pPr>
+      <w:r>
+        <w:t xml:space="preserve">Through many dangers, toils and snares</w:t>
+      </w:r>
+    </w:p>
+    <w:p>
+      <w:pPr>
+        <w:spacing w:after="80"/>
+      </w:pPr>
+      <w:r>
+        <w:t xml:space="preserve">I have already come</w:t>
+      </w:r>
+    </w:p>
+    <w:p>
+      <w:pPr>
+        <w:spacing w:after="80"/>
+      </w:pPr>
+      <w:r>
+        <w:t xml:space="preserve">'Tis grace hath brought me safe thus far</w:t>
+      </w:r>
+    </w:p>
+    <w:p>
+      <w:pPr>
+        <w:spacing w:after="80"/>
+      </w:pPr>
+      <w:r>
+        <w:t xml:space="preserve">And grace will lead me home</w:t>
+      </w:r>
+    </w:p>
+    <w:p>
+      <w:r>
+        <w:t xml:space="preserve"/>
+      </w:r>
+    </w:p>
+    <w:p>
+      <w:pPr>
+        <w:spacing w:after="80"/>
+      </w:pPr>
+      <w:r>
+        <w:t xml:space="preserve">When we've been there ten thousand years</w:t>
+      </w:r>
+    </w:p>
+    <w:p>
+      <w:pPr>
+        <w:spacing w:after="80"/>
+      </w:pPr>
+      <w:r>
+        <w:t xml:space="preserve">Bright shining as the sun</w:t>
+      </w:r>
+    </w:p>
+    <w:p>
+      <w:pPr>
+        <w:spacing w:after="80"/>
+      </w:pPr>
+      <w:r>
+        <w:t xml:space="preserve">We've no less days to sing God's praise</w:t>
+      </w:r>
+    </w:p>
+    <w:p>
+      <w:pPr>
+        <w:spacing w:after="80"/>
+      </w:pPr>
+      <w:r>
+        <w:t xml:space="preserve">Than when we'd first begun</w:t>
+      </w:r>
+    </w:p>
+    <w:p>
+      <w:r>
+        <w:t xml:space="preserve"/>
+      </w:r>
+    </w:p>
+    <w:p>
+      <w:r>
+        <w:t xml:space="preserve"/>
+      </w:r>
+    </w:p>
+    <w:p>
+      <w:r>
+        <w:t xml:space="preserve"/>
+      </w:r>
+    </w:p>
+    <w:p>
       <w:pPr>
         <w:jc w:val="center"/>
       </w:pPr>
       <w:r>
-        <w:t xml:space="preserve">═══════════════════════════════════════</w:t>
-      </w:r>
-    </w:p>
-    <w:p>
-      <w:pPr>
-        <w:pStyle w:val="Heading1"/>
-        <w:jc w:val="center"/>
-      </w:pPr>
-      <w:r>
-        <w:t xml:space="preserve">LYRICS</w:t>
-      </w:r>
-    </w:p>
-    <w:p>
-      <w:pPr>
-        <w:jc w:val="center"/>
-      </w:pPr>
-      <w:r>
-        <w:t xml:space="preserve">Amazing grace, how sweet the sound</w:t>
-      </w:r>
-    </w:p>
-    <w:p>
-      <w:pPr>
-        <w:jc w:val="center"/>
-      </w:pPr>
-      <w:r>
-        <w:t xml:space="preserve">That saved a wretch like me</w:t>
-      </w:r>
-    </w:p>
-    <w:p>
-      <w:pPr>
-        <w:jc w:val="center"/>
-      </w:pPr>
-      <w:r>
-        <w:t xml:space="preserve">I once was lost, but now am found</w:t>
-      </w:r>
-    </w:p>
-    <w:p>
-      <w:pPr>
-        <w:jc w:val="center"/>
-      </w:pPr>
-      <w:r>
-        <w:t xml:space="preserve">Was blind, but now I see</w:t>
-      </w:r>
-    </w:p>
-    <w:p/>
-    <w:p>
-      <w:pPr>
-        <w:jc w:val="center"/>
-      </w:pPr>
-      <w:r>
-        <w:t xml:space="preserve">'Twas grace that taught my heart to fear</w:t>
-      </w:r>
-    </w:p>
-    <w:p>
-      <w:pPr>
-        <w:jc w:val="center"/>
-      </w:pPr>
-      <w:r>
-        <w:t xml:space="preserve">And grace my fears relieved</w:t>
-      </w:r>
-    </w:p>
-    <w:p>
-      <w:pPr>
-        <w:jc w:val="center"/>
-      </w:pPr>
-      <w:r>
-        <w:t xml:space="preserve">How precious did that grace appear</w:t>
-      </w:r>
-    </w:p>
-    <w:p>
-      <w:pPr>
-        <w:jc w:val="center"/>
-      </w:pPr>
-      <w:r>
-        <w:t xml:space="preserve">The hour I first believed</w:t>
-      </w:r>
-    </w:p>
-    <w:p/>
-    <w:p>
-      <w:pPr>
-        <w:jc w:val="center"/>
-      </w:pPr>
-      <w:r>
-        <w:t xml:space="preserve">Through many dangers, toils and snares</w:t>
-      </w:r>
-    </w:p>
-    <w:p>
-      <w:pPr>
-        <w:jc w:val="center"/>
-      </w:pPr>
-      <w:r>
-        <w:t xml:space="preserve">I have already come</w:t>
-      </w:r>
-    </w:p>
-    <w:p>
-      <w:pPr>
-        <w:jc w:val="center"/>
-      </w:pPr>
-      <w:r>
-        <w:t xml:space="preserve">'Tis grace hath brought me safe thus far</w:t>
-      </w:r>
-    </w:p>
-    <w:p>
-      <w:pPr>
-        <w:jc w:val="center"/>
-      </w:pPr>
-      <w:r>
-        <w:t xml:space="preserve">And grace will lead me home</w:t>
-      </w:r>
-    </w:p>
-    <w:p/>
-    <w:p>
-      <w:pPr>
-        <w:jc w:val="center"/>
-      </w:pPr>
-      <w:r>
-        <w:t xml:space="preserve">═══════════════════════════════════════</w:t>
-      </w:r>
-    </w:p>
-    <w:p>
-      <w:pPr>
-        <w:jc w:val="center"/>
-      </w:pPr>
-      <w:r>
-        <w:t xml:space="preserve">Johannesburg Bible Study Church</w:t>
-      </w:r>
-    </w:p>
-    <w:p>
-      <w:pPr>
-        <w:jc w:val="center"/>
-      </w:pPr>
-      <w:r>
-        <w:t xml:space="preserve">www.joburgchurch.co.za/hymns</w:t>
+        <w:rPr>
+          <w:i/>
+          <w:iCs/>
+          <w:color w:val="888888"/>
+          <w:sz w:val="18"/>
+          <w:szCs w:val="18"/>
+        </w:rPr>
+        <w:t xml:space="preserve">— Johannesburg Bible Study Church | joburgchurch.co.za/hymns</w:t>
       </w:r>
     </w:p>
     <w:sectPr>
